--- a/public/templates/CNBB/13. qđ giao cho cơ sở Mẫu số 36.docx
+++ b/public/templates/CNBB/13. qđ giao cho cơ sở Mẫu số 36.docx
@@ -7,8 +7,6 @@
         <w:jc w:val="right"/>
         <w:rPr>
           <w:color w:val="000000" w:themeColor="text1"/>
-          <w:sz w:val="28"/>
-          <w:szCs w:val="28"/>
         </w:rPr>
       </w:pPr>
       <w:bookmarkStart w:id="0" w:name="chuong_pl_40"/>
@@ -17,13 +15,19 @@
           <w:b/>
           <w:bCs/>
           <w:color w:val="000000" w:themeColor="text1"/>
-          <w:sz w:val="28"/>
-          <w:szCs w:val="28"/>
-          <w:lang w:val="vi-VN"/>
-        </w:rPr>
-        <w:t>Mẫu số 36</w:t>
+          <w:lang w:val="vi-VN"/>
+        </w:rPr>
+        <w:t>Mẫu số 3</w:t>
       </w:r>
       <w:bookmarkEnd w:id="0"/>
+      <w:r>
+        <w:rPr>
+          <w:b/>
+          <w:bCs/>
+          <w:color w:val="000000" w:themeColor="text1"/>
+        </w:rPr>
+        <w:t>2</w:t>
+      </w:r>
     </w:p>
     <w:tbl>
       <w:tblPr>
@@ -140,7 +144,7 @@
                 </mc:Choice>
                 <mc:Fallback>
                   <w:pict>
-                    <v:line w14:anchorId="646904DD" id="Straight Connector 1" o:spid="_x0000_s1026" style="position:absolute;flip:y;z-index:251657216;visibility:visible;mso-wrap-style:square;mso-height-percent:0;mso-wrap-distance-left:9pt;mso-wrap-distance-top:0;mso-wrap-distance-right:9pt;mso-wrap-distance-bottom:0;mso-position-horizontal:absolute;mso-position-horizontal-relative:text;mso-position-vertical:absolute;mso-position-vertical-relative:text;mso-height-percent:0;mso-height-relative:margin" from="50.7pt,19.35pt" to="133.95pt,19.35pt" o:gfxdata="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" strokecolor="black [3213]"/>
+                    <v:line w14:anchorId="1263C737" id="Straight Connector 1" o:spid="_x0000_s1026" style="position:absolute;flip:y;z-index:251657216;visibility:visible;mso-wrap-style:square;mso-height-percent:0;mso-wrap-distance-left:9pt;mso-wrap-distance-top:0;mso-wrap-distance-right:9pt;mso-wrap-distance-bottom:0;mso-position-horizontal:absolute;mso-position-horizontal-relative:text;mso-position-vertical:absolute;mso-position-vertical-relative:text;mso-height-percent:0;mso-height-relative:margin" from="50.7pt,19.35pt" to="133.95pt,19.35pt" o:gfxdata="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" strokecolor="black [3213]"/>
                   </w:pict>
                 </mc:Fallback>
               </mc:AlternateContent>
@@ -259,7 +263,7 @@
                 </mc:Choice>
                 <mc:Fallback>
                   <w:pict>
-                    <v:line w14:anchorId="17E9401E" id="Straight Connector 2" o:spid="_x0000_s1026" style="position:absolute;z-index:251659264;visibility:visible;mso-wrap-style:square;mso-wrap-distance-left:9pt;mso-wrap-distance-top:0;mso-wrap-distance-right:9pt;mso-wrap-distance-bottom:0;mso-position-horizontal:absolute;mso-position-horizontal-relative:text;mso-position-vertical:absolute;mso-position-vertical-relative:text" from="70.8pt,33.75pt" to="226.05pt,33.75pt" o:gfxdata="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" strokecolor="black [3213]"/>
+                    <v:line w14:anchorId="06E37382" id="Straight Connector 2" o:spid="_x0000_s1026" style="position:absolute;z-index:251659264;visibility:visible;mso-wrap-style:square;mso-wrap-distance-left:9pt;mso-wrap-distance-top:0;mso-wrap-distance-right:9pt;mso-wrap-distance-bottom:0;mso-position-horizontal:absolute;mso-position-horizontal-relative:text;mso-position-vertical:absolute;mso-position-vertical-relative:text" from="70.8pt,33.75pt" to="226.05pt,33.75pt" o:gfxdata="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" strokecolor="black [3213]"/>
                   </w:pict>
                 </mc:Fallback>
               </mc:AlternateContent>
@@ -521,13 +525,6 @@
       <w:pPr>
         <w:jc w:val="center"/>
         <w:rPr>
-          <w:color w:val="000000" w:themeColor="text1"/>
-          <w:sz w:val="28"/>
-          <w:szCs w:val="28"/>
-        </w:rPr>
-      </w:pPr>
-      <w:r>
-        <w:rPr>
           <w:b/>
           <w:bCs/>
           <w:color w:val="000000" w:themeColor="text1"/>
@@ -535,8 +532,8 @@
           <w:szCs w:val="28"/>
           <w:lang w:val="vi-VN"/>
         </w:rPr>
-        <w:t>Về việc quản lý người nghiện ma túy trong thời gian làm thủ tục đề nghị áp dụng biện pháp đưa vào cơ sở cai nghiện bắt buộc</w:t>
-      </w:r>
+      </w:pPr>
+      <w:bookmarkStart w:id="1" w:name="chuong_pl_85_name_name"/>
       <w:r>
         <w:rPr>
           <w:b/>
@@ -544,9 +541,11 @@
           <w:color w:val="000000" w:themeColor="text1"/>
           <w:sz w:val="28"/>
           <w:szCs w:val="28"/>
-        </w:rPr>
-        <w:t>.</w:t>
-      </w:r>
+          <w:lang w:val="vi-VN"/>
+        </w:rPr>
+        <w:t>Về việc giao người nghiện ma túy để quản lý trong thời gian lập hồ sơ đưa đi cai nghiện bắt buộc</w:t>
+      </w:r>
+      <w:bookmarkEnd w:id="1"/>
     </w:p>
     <w:p>
       <w:pPr>
@@ -589,6 +588,185 @@
           <w:lang w:val="vi-VN"/>
         </w:rPr>
         <w:t>HÀNG GÒN</w:t>
+      </w:r>
+    </w:p>
+    <w:p>
+      <w:pPr>
+        <w:spacing w:before="120"/>
+        <w:ind w:firstLine="567"/>
+        <w:rPr>
+          <w:i/>
+          <w:sz w:val="28"/>
+          <w:szCs w:val="28"/>
+        </w:rPr>
+      </w:pPr>
+      <w:r>
+        <w:rPr>
+          <w:i/>
+          <w:sz w:val="28"/>
+          <w:szCs w:val="28"/>
+        </w:rPr>
+        <w:t xml:space="preserve">Căn cứ </w:t>
+      </w:r>
+      <w:bookmarkStart w:id="2" w:name="tvpllink_rsbnszwbof_70"/>
+      <w:r>
+        <w:rPr>
+          <w:i/>
+          <w:sz w:val="28"/>
+          <w:szCs w:val="28"/>
+        </w:rPr>
+        <w:t>Luật Phòng, chống ma túy năm 2025</w:t>
+      </w:r>
+      <w:bookmarkEnd w:id="2"/>
+      <w:r>
+        <w:rPr>
+          <w:i/>
+          <w:sz w:val="28"/>
+          <w:szCs w:val="28"/>
+        </w:rPr>
+        <w:t>;</w:t>
+      </w:r>
+    </w:p>
+    <w:p>
+      <w:pPr>
+        <w:spacing w:before="120"/>
+        <w:ind w:firstLine="567"/>
+        <w:rPr>
+          <w:i/>
+          <w:sz w:val="28"/>
+          <w:szCs w:val="28"/>
+        </w:rPr>
+      </w:pPr>
+      <w:r>
+        <w:rPr>
+          <w:i/>
+          <w:sz w:val="28"/>
+          <w:szCs w:val="28"/>
+        </w:rPr>
+        <w:t xml:space="preserve">Căn cứ Nghị định số 163/2026/NĐ-CP ngày 15 tháng 5 năm 2026 của Chính phủ quy định chi tiết và hướng dẫn thi hành một số điều của </w:t>
+      </w:r>
+      <w:bookmarkStart w:id="3" w:name="tvpllink_rsbnszwbof_71"/>
+      <w:r>
+        <w:rPr>
+          <w:i/>
+          <w:sz w:val="28"/>
+          <w:szCs w:val="28"/>
+        </w:rPr>
+        <w:t>Luật Phòng, chống ma túy</w:t>
+      </w:r>
+      <w:bookmarkEnd w:id="3"/>
+      <w:r>
+        <w:rPr>
+          <w:i/>
+          <w:sz w:val="28"/>
+          <w:szCs w:val="28"/>
+        </w:rPr>
+        <w:t>;</w:t>
+      </w:r>
+    </w:p>
+    <w:p>
+      <w:pPr>
+        <w:spacing w:before="120"/>
+        <w:ind w:firstLine="567"/>
+        <w:rPr>
+          <w:i/>
+          <w:sz w:val="28"/>
+          <w:szCs w:val="28"/>
+        </w:rPr>
+      </w:pPr>
+      <w:r>
+        <w:rPr>
+          <w:i/>
+          <w:sz w:val="28"/>
+          <w:szCs w:val="28"/>
+        </w:rPr>
+        <w:t xml:space="preserve">Theo đề nghị của </w:t>
+      </w:r>
+      <w:r>
+        <w:rPr>
+          <w:i/>
+          <w:sz w:val="18"/>
+          <w:szCs w:val="18"/>
+        </w:rPr>
+        <w:t>...........</w:t>
+      </w:r>
+      <w:r>
+        <w:rPr>
+          <w:i/>
+          <w:sz w:val="18"/>
+          <w:szCs w:val="18"/>
+        </w:rPr>
+        <w:t>[</w:t>
+      </w:r>
+      <w:r>
+        <w:rPr>
+          <w:sz w:val="18"/>
+          <w:szCs w:val="18"/>
+        </w:rPr>
+        <w:t xml:space="preserve"> </w:t>
+      </w:r>
+      <w:r>
+        <w:rPr>
+          <w:sz w:val="18"/>
+          <w:szCs w:val="18"/>
+        </w:rPr>
+        <w:t xml:space="preserve">Đơn vị tham mưu, giúp việc cho cơ quan, tổ chức ban hành quyết </w:t>
+      </w:r>
+      <w:proofErr w:type="gramStart"/>
+      <w:r>
+        <w:rPr>
+          <w:sz w:val="18"/>
+          <w:szCs w:val="18"/>
+        </w:rPr>
+        <w:t>định</w:t>
+      </w:r>
+      <w:r>
+        <w:rPr>
+          <w:i/>
+          <w:sz w:val="28"/>
+          <w:szCs w:val="28"/>
+        </w:rPr>
+        <w:t>]</w:t>
+      </w:r>
+      <w:r>
+        <w:rPr>
+          <w:i/>
+          <w:sz w:val="28"/>
+          <w:szCs w:val="28"/>
+        </w:rPr>
+        <w:t>.................................</w:t>
+      </w:r>
+      <w:proofErr w:type="gramEnd"/>
+      <w:r>
+        <w:rPr>
+          <w:i/>
+          <w:sz w:val="28"/>
+          <w:szCs w:val="28"/>
+        </w:rPr>
+        <w:t xml:space="preserve"> </w:t>
+      </w:r>
+    </w:p>
+    <w:p>
+      <w:pPr>
+        <w:spacing w:before="240" w:after="240"/>
+        <w:jc w:val="center"/>
+        <w:rPr>
+          <w:color w:val="000000" w:themeColor="text1"/>
+          <w:sz w:val="28"/>
+          <w:szCs w:val="28"/>
+          <w:lang w:val="vi-VN"/>
+        </w:rPr>
+      </w:pPr>
+      <w:r>
+        <w:rPr>
+          <w:b/>
+          <w:bCs/>
+          <w:color w:val="000000" w:themeColor="text1"/>
+          <w:sz w:val="28"/>
+          <w:szCs w:val="28"/>
+          <w:lang w:val="vi-VN"/>
+        </w:rPr>
+        <w:t>QUYẾT ĐỊNH:</w:t>
       </w:r>
     </w:p>
     <w:p>
@@ -605,14 +783,41 @@
       </w:pPr>
       <w:r>
         <w:rPr>
-          <w:i/>
-          <w:iCs/>
-          <w:color w:val="000000" w:themeColor="text1"/>
-          <w:sz w:val="28"/>
-          <w:szCs w:val="28"/>
-          <w:lang w:val="vi-VN"/>
-        </w:rPr>
-        <w:t>Căn cứ Luật Phòng, chống ma túy năm 2021;</w:t>
+          <w:b/>
+          <w:bCs/>
+          <w:color w:val="000000" w:themeColor="text1"/>
+          <w:sz w:val="28"/>
+          <w:szCs w:val="28"/>
+          <w:lang w:val="vi-VN"/>
+        </w:rPr>
+        <w:t>Điều 1.</w:t>
+      </w:r>
+      <w:r>
+        <w:rPr>
+          <w:color w:val="000000" w:themeColor="text1"/>
+          <w:sz w:val="28"/>
+          <w:szCs w:val="28"/>
+          <w:lang w:val="vi-VN"/>
+        </w:rPr>
+        <w:t xml:space="preserve"> </w:t>
+      </w:r>
+      <w:r>
+        <w:rPr>
+          <w:color w:val="000000" w:themeColor="text1"/>
+          <w:sz w:val="28"/>
+          <w:szCs w:val="28"/>
+          <w:lang w:val="vi-VN"/>
+        </w:rPr>
+        <w:t>Giao người nghiện ma túy để quản lý trong thời gian lập hồ sơ đưa đi cai nghiện bắt buộc</w:t>
+      </w:r>
+      <w:r>
+        <w:rPr>
+          <w:color w:val="000000" w:themeColor="text1"/>
+          <w:sz w:val="28"/>
+          <w:szCs w:val="28"/>
+          <w:lang w:val="vi-VN"/>
+        </w:rPr>
+        <w:t>.</w:t>
       </w:r>
     </w:p>
     <w:p>
@@ -621,371 +826,6 @@
         <w:ind w:firstLine="567"/>
         <w:jc w:val="both"/>
         <w:rPr>
-          <w:i/>
-          <w:iCs/>
-          <w:color w:val="000000" w:themeColor="text1"/>
-          <w:sz w:val="28"/>
-          <w:szCs w:val="28"/>
-          <w:lang w:val="vi-VN"/>
-        </w:rPr>
-      </w:pPr>
-      <w:r>
-        <w:rPr>
-          <w:i/>
-          <w:iCs/>
-          <w:color w:val="000000" w:themeColor="text1"/>
-          <w:sz w:val="28"/>
-          <w:szCs w:val="28"/>
-          <w:lang w:val="vi-VN"/>
-        </w:rPr>
-        <w:t>Căn cứ Nghị định số 116/2021/NĐ-CP ngày 21 tháng 12 năm 2021 của Chính phủ quy định chi tiết một số điều của Luật Phòng, chống ma túy, Luật Xử lý vi phạm hành chính về cai nghiện ma túy và quản lý sau cai nghiện ma túy;</w:t>
-      </w:r>
-    </w:p>
-    <w:p>
-      <w:pPr>
-        <w:spacing w:before="120" w:after="120"/>
-        <w:ind w:firstLine="567"/>
-        <w:jc w:val="both"/>
-        <w:rPr>
-          <w:i/>
-          <w:iCs/>
-          <w:color w:val="000000" w:themeColor="text1"/>
-          <w:sz w:val="28"/>
-          <w:szCs w:val="28"/>
-          <w:lang w:val="vi-VN"/>
-        </w:rPr>
-      </w:pPr>
-      <w:r>
-        <w:rPr>
-          <w:i/>
-          <w:iCs/>
-          <w:color w:val="000000" w:themeColor="text1"/>
-          <w:sz w:val="28"/>
-          <w:szCs w:val="28"/>
-          <w:lang w:val="vi-VN"/>
-        </w:rPr>
-        <w:t>Căn cứ thông tư liên tịch số 03/2025/TTLT-BCA-VKSNDTC-TANDTC ngày 01/03/2025 quy định về xử lý một số vấn đề liên quan đến áp dụng các biện pháp xử lý hành chính đưa vào trường giáo dưỡng, cơ sở giáo dục bắt buộc, cơ sở cai nghiện bắt buộc và biện pháp đưa vào cơ sở cai nghiện bắt buộc đối với người nghiện ma túy từ đủ 12 tuổi đến dưới 18 tuổi khi sắp xếp tổ chức bộ máy nhà nước.</w:t>
-      </w:r>
-    </w:p>
-    <w:p>
-      <w:pPr>
-        <w:spacing w:before="120" w:after="120"/>
-        <w:ind w:firstLine="567"/>
-        <w:jc w:val="both"/>
-        <w:rPr>
-          <w:color w:val="000000" w:themeColor="text1"/>
-          <w:sz w:val="28"/>
-          <w:szCs w:val="28"/>
-          <w:lang w:val="vi-VN"/>
-        </w:rPr>
-      </w:pPr>
-      <w:r>
-        <w:rPr>
-          <w:i/>
-          <w:iCs/>
-          <w:color w:val="000000" w:themeColor="text1"/>
-          <w:sz w:val="28"/>
-          <w:szCs w:val="28"/>
-          <w:lang w:val="vi-VN"/>
-        </w:rPr>
-        <w:t xml:space="preserve">Căn cứ </w:t>
-      </w:r>
-      <w:r>
-        <w:rPr>
-          <w:i/>
-          <w:iCs/>
-          <w:color w:val="000000" w:themeColor="text1"/>
-          <w:sz w:val="28"/>
-          <w:szCs w:val="28"/>
-          <w:lang w:val="vi-VN"/>
-        </w:rPr>
-        <w:t>bản xác nhận ngày 31</w:t>
-      </w:r>
-      <w:r>
-        <w:rPr>
-          <w:i/>
-          <w:iCs/>
-          <w:color w:val="000000" w:themeColor="text1"/>
-          <w:sz w:val="28"/>
-          <w:szCs w:val="28"/>
-          <w:lang w:val="vi-VN"/>
-        </w:rPr>
-        <w:t>/</w:t>
-      </w:r>
-      <w:r>
-        <w:rPr>
-          <w:i/>
-          <w:iCs/>
-          <w:color w:val="000000" w:themeColor="text1"/>
-          <w:sz w:val="28"/>
-          <w:szCs w:val="28"/>
-          <w:lang w:val="vi-VN"/>
-        </w:rPr>
-        <w:t>12</w:t>
-      </w:r>
-      <w:r>
-        <w:rPr>
-          <w:i/>
-          <w:iCs/>
-          <w:color w:val="000000" w:themeColor="text1"/>
-          <w:sz w:val="28"/>
-          <w:szCs w:val="28"/>
-          <w:lang w:val="vi-VN"/>
-        </w:rPr>
-        <w:t xml:space="preserve">/2025 của </w:t>
-      </w:r>
-      <w:r>
-        <w:rPr>
-          <w:i/>
-          <w:iCs/>
-          <w:color w:val="000000" w:themeColor="text1"/>
-          <w:sz w:val="28"/>
-          <w:szCs w:val="28"/>
-          <w:lang w:val="vi-VN"/>
-        </w:rPr>
-        <w:t>bà</w:t>
-      </w:r>
-      <w:r>
-        <w:rPr>
-          <w:i/>
-          <w:iCs/>
-          <w:color w:val="000000" w:themeColor="text1"/>
-          <w:sz w:val="28"/>
-          <w:szCs w:val="28"/>
-          <w:lang w:val="vi-VN"/>
-        </w:rPr>
-        <w:t xml:space="preserve"> </w:t>
-      </w:r>
-      <w:r>
-        <w:rPr>
-          <w:i/>
-          <w:iCs/>
-          <w:color w:val="000000" w:themeColor="text1"/>
-          <w:sz w:val="28"/>
-          <w:szCs w:val="28"/>
-          <w:lang w:val="vi-VN"/>
-        </w:rPr>
-        <w:t>Lê Thị Hạnh</w:t>
-      </w:r>
-      <w:r>
-        <w:rPr>
-          <w:i/>
-          <w:iCs/>
-          <w:color w:val="000000" w:themeColor="text1"/>
-          <w:sz w:val="28"/>
-          <w:szCs w:val="28"/>
-          <w:lang w:val="vi-VN"/>
-        </w:rPr>
-        <w:t>, sinh năm: 1956</w:t>
-      </w:r>
-      <w:r>
-        <w:rPr>
-          <w:i/>
-          <w:iCs/>
-          <w:color w:val="000000" w:themeColor="text1"/>
-          <w:sz w:val="28"/>
-          <w:szCs w:val="28"/>
-          <w:lang w:val="vi-VN"/>
-        </w:rPr>
-        <w:t>, HKTT:</w:t>
-      </w:r>
-      <w:r>
-        <w:rPr>
-          <w:i/>
-          <w:iCs/>
-          <w:color w:val="000000" w:themeColor="text1"/>
-          <w:sz w:val="28"/>
-          <w:szCs w:val="28"/>
-          <w:lang w:val="vi-VN"/>
-        </w:rPr>
-        <w:t xml:space="preserve"> </w:t>
-      </w:r>
-      <w:r>
-        <w:rPr>
-          <w:i/>
-          <w:color w:val="000000" w:themeColor="text1"/>
-          <w:sz w:val="28"/>
-          <w:szCs w:val="28"/>
-          <w:lang w:val="vi-VN"/>
-        </w:rPr>
-        <w:t xml:space="preserve">Khu phố </w:t>
-      </w:r>
-      <w:r>
-        <w:rPr>
-          <w:i/>
-          <w:color w:val="000000" w:themeColor="text1"/>
-          <w:sz w:val="28"/>
-          <w:szCs w:val="28"/>
-          <w:lang w:val="vi-VN"/>
-        </w:rPr>
-        <w:t>Hàng Gòn</w:t>
-      </w:r>
-      <w:r>
-        <w:rPr>
-          <w:i/>
-          <w:color w:val="000000" w:themeColor="text1"/>
-          <w:sz w:val="28"/>
-          <w:szCs w:val="28"/>
-          <w:lang w:val="vi-VN"/>
-        </w:rPr>
-        <w:t>, phường Hàng Gòn, tỉnh Đồng Nai</w:t>
-      </w:r>
-      <w:r>
-        <w:rPr>
-          <w:i/>
-          <w:iCs/>
-          <w:color w:val="000000" w:themeColor="text1"/>
-          <w:sz w:val="28"/>
-          <w:szCs w:val="28"/>
-          <w:lang w:val="vi-VN"/>
-        </w:rPr>
-        <w:t xml:space="preserve"> </w:t>
-      </w:r>
-      <w:r>
-        <w:rPr>
-          <w:i/>
-          <w:iCs/>
-          <w:color w:val="000000" w:themeColor="text1"/>
-          <w:sz w:val="28"/>
-          <w:szCs w:val="28"/>
-          <w:lang w:val="vi-VN"/>
-        </w:rPr>
-        <w:t>;</w:t>
-      </w:r>
-      <w:r>
-        <w:rPr>
-          <w:i/>
-          <w:iCs/>
-          <w:color w:val="000000" w:themeColor="text1"/>
-          <w:sz w:val="28"/>
-          <w:szCs w:val="28"/>
-          <w:lang w:val="vi-VN"/>
-        </w:rPr>
-        <w:t xml:space="preserve"> </w:t>
-      </w:r>
-      <w:r>
-        <w:rPr>
-          <w:i/>
-          <w:iCs/>
-          <w:color w:val="000000" w:themeColor="text1"/>
-          <w:sz w:val="28"/>
-          <w:szCs w:val="28"/>
-          <w:lang w:val="vi-VN"/>
-        </w:rPr>
-        <w:t xml:space="preserve">Chỗ ở hiện </w:t>
-      </w:r>
-      <w:r>
-        <w:rPr>
-          <w:i/>
-          <w:iCs/>
-          <w:color w:val="000000" w:themeColor="text1"/>
-          <w:sz w:val="28"/>
-          <w:szCs w:val="28"/>
-          <w:lang w:val="vi-VN"/>
-        </w:rPr>
-        <w:t>nay:</w:t>
-      </w:r>
-      <w:r>
-        <w:rPr>
-          <w:i/>
-          <w:color w:val="000000" w:themeColor="text1"/>
-          <w:sz w:val="28"/>
-          <w:szCs w:val="28"/>
-          <w:lang w:val="vi-VN"/>
-        </w:rPr>
-        <w:t>K</w:t>
-      </w:r>
-      <w:r>
-        <w:rPr>
-          <w:i/>
-          <w:color w:val="000000" w:themeColor="text1"/>
-          <w:sz w:val="28"/>
-          <w:szCs w:val="28"/>
-          <w:lang w:val="vi-VN"/>
-        </w:rPr>
-        <w:t xml:space="preserve">hu phố </w:t>
-      </w:r>
-      <w:r>
-        <w:rPr>
-          <w:i/>
-          <w:color w:val="000000" w:themeColor="text1"/>
-          <w:sz w:val="28"/>
-          <w:szCs w:val="28"/>
-          <w:lang w:val="vi-VN"/>
-        </w:rPr>
-        <w:t>Hàng Gòn</w:t>
-      </w:r>
-      <w:r>
-        <w:rPr>
-          <w:i/>
-          <w:color w:val="000000" w:themeColor="text1"/>
-          <w:sz w:val="28"/>
-          <w:szCs w:val="28"/>
-          <w:lang w:val="vi-VN"/>
-        </w:rPr>
-        <w:t>, phường Hàng Gòn, tỉnh Đồng Nai</w:t>
-      </w:r>
-      <w:r>
-        <w:rPr>
-          <w:i/>
-          <w:iCs/>
-          <w:color w:val="000000" w:themeColor="text1"/>
-          <w:sz w:val="28"/>
-          <w:szCs w:val="28"/>
-          <w:lang w:val="vi-VN"/>
-        </w:rPr>
-        <w:t xml:space="preserve"> là mẹ</w:t>
-      </w:r>
-      <w:r>
-        <w:rPr>
-          <w:i/>
-          <w:iCs/>
-          <w:color w:val="000000" w:themeColor="text1"/>
-          <w:sz w:val="28"/>
-          <w:szCs w:val="28"/>
-          <w:lang w:val="vi-VN"/>
-        </w:rPr>
-        <w:t xml:space="preserve"> của</w:t>
-      </w:r>
-      <w:r>
-        <w:rPr>
-          <w:i/>
-          <w:iCs/>
-          <w:color w:val="000000" w:themeColor="text1"/>
-          <w:sz w:val="28"/>
-          <w:szCs w:val="28"/>
-          <w:lang w:val="vi-VN"/>
-        </w:rPr>
-        <w:t xml:space="preserve"> </w:t>
-      </w:r>
-      <w:r>
-        <w:rPr>
-          <w:i/>
-          <w:iCs/>
-          <w:color w:val="000000" w:themeColor="text1"/>
-          <w:spacing w:val="-2"/>
-          <w:sz w:val="26"/>
-          <w:highlight w:val="yellow"/>
-        </w:rPr>
-        <w:t>{HOTEN}</w:t>
-      </w:r>
-      <w:r>
-        <w:rPr>
-          <w:i/>
-          <w:iCs/>
-          <w:color w:val="000000" w:themeColor="text1"/>
-          <w:sz w:val="28"/>
-          <w:szCs w:val="28"/>
-          <w:lang w:val="vi-VN"/>
-        </w:rPr>
-        <w:t>.</w:t>
-      </w:r>
-    </w:p>
-    <w:p>
-      <w:pPr>
-        <w:spacing w:before="240" w:after="240"/>
-        <w:jc w:val="center"/>
-        <w:rPr>
           <w:color w:val="000000" w:themeColor="text1"/>
           <w:sz w:val="28"/>
           <w:szCs w:val="28"/>
@@ -1001,63 +841,6 @@
           <w:szCs w:val="28"/>
           <w:lang w:val="vi-VN"/>
         </w:rPr>
-        <w:t>QUYẾT ĐỊNH:</w:t>
-      </w:r>
-    </w:p>
-    <w:p>
-      <w:pPr>
-        <w:spacing w:before="120" w:after="120"/>
-        <w:ind w:firstLine="567"/>
-        <w:jc w:val="both"/>
-        <w:rPr>
-          <w:color w:val="000000" w:themeColor="text1"/>
-          <w:sz w:val="28"/>
-          <w:szCs w:val="28"/>
-          <w:lang w:val="vi-VN"/>
-        </w:rPr>
-      </w:pPr>
-      <w:r>
-        <w:rPr>
-          <w:b/>
-          <w:bCs/>
-          <w:color w:val="000000" w:themeColor="text1"/>
-          <w:sz w:val="28"/>
-          <w:szCs w:val="28"/>
-          <w:lang w:val="vi-VN"/>
-        </w:rPr>
-        <w:t>Điều 1.</w:t>
-      </w:r>
-      <w:r>
-        <w:rPr>
-          <w:color w:val="000000" w:themeColor="text1"/>
-          <w:sz w:val="28"/>
-          <w:szCs w:val="28"/>
-          <w:lang w:val="vi-VN"/>
-        </w:rPr>
-        <w:t xml:space="preserve"> Quản lý có thời hạn đối với người nghiện ma túy trong thời gian làm thủ tục đề nghị áp dụng biện pháp đưa vào cơ sở cai nghiện bắt buộc.</w:t>
-      </w:r>
-    </w:p>
-    <w:p>
-      <w:pPr>
-        <w:spacing w:before="120" w:after="120"/>
-        <w:ind w:firstLine="567"/>
-        <w:jc w:val="both"/>
-        <w:rPr>
-          <w:color w:val="000000" w:themeColor="text1"/>
-          <w:sz w:val="28"/>
-          <w:szCs w:val="28"/>
-          <w:lang w:val="vi-VN"/>
-        </w:rPr>
-      </w:pPr>
-      <w:r>
-        <w:rPr>
-          <w:b/>
-          <w:bCs/>
-          <w:color w:val="000000" w:themeColor="text1"/>
-          <w:sz w:val="28"/>
-          <w:szCs w:val="28"/>
-          <w:lang w:val="vi-VN"/>
-        </w:rPr>
         <w:t>1.</w:t>
       </w:r>
       <w:r>
@@ -1067,7 +850,24 @@
           <w:szCs w:val="28"/>
           <w:lang w:val="vi-VN"/>
         </w:rPr>
-        <w:t xml:space="preserve"> Người bị quản lý:</w:t>
+        <w:t xml:space="preserve"> Người bị </w:t>
+      </w:r>
+      <w:r>
+        <w:rPr>
+          <w:color w:val="000000" w:themeColor="text1"/>
+          <w:sz w:val="28"/>
+          <w:szCs w:val="28"/>
+        </w:rPr>
+        <w:t xml:space="preserve">giao </w:t>
+      </w:r>
+      <w:r>
+        <w:rPr>
+          <w:color w:val="000000" w:themeColor="text1"/>
+          <w:sz w:val="28"/>
+          <w:szCs w:val="28"/>
+          <w:lang w:val="vi-VN"/>
+        </w:rPr>
+        <w:t>quản lý:</w:t>
       </w:r>
     </w:p>
     <w:p>
@@ -1251,7 +1051,25 @@
           <w:szCs w:val="28"/>
           <w:lang w:val="vi-VN"/>
         </w:rPr>
-        <w:t xml:space="preserve">Số CCCD/CMND/Hộ chiếu: </w:t>
+        <w:t xml:space="preserve">Số </w:t>
+      </w:r>
+      <w:r>
+        <w:rPr>
+          <w:color w:val="000000" w:themeColor="text1"/>
+          <w:sz w:val="28"/>
+          <w:szCs w:val="28"/>
+          <w:lang w:val="vi-VN"/>
+        </w:rPr>
+        <w:t>CC/CCCD/CMND/HC</w:t>
+      </w:r>
+      <w:r>
+        <w:rPr>
+          <w:color w:val="000000" w:themeColor="text1"/>
+          <w:sz w:val="28"/>
+          <w:szCs w:val="28"/>
+          <w:lang w:val="vi-VN"/>
+        </w:rPr>
+        <w:t xml:space="preserve">: </w:t>
       </w:r>
       <w:r>
         <w:rPr>
@@ -1289,7 +1107,7 @@
           <w:tab w:val="left" w:leader="dot" w:pos="9639"/>
         </w:tabs>
         <w:spacing w:after="120"/>
-        <w:ind w:firstLine="426"/>
+        <w:ind w:firstLine="567"/>
         <w:jc w:val="both"/>
         <w:rPr>
           <w:color w:val="000000" w:themeColor="text1"/>
@@ -1304,7 +1122,16 @@
           <w:szCs w:val="28"/>
           <w:lang w:val="vi-VN"/>
         </w:rPr>
-        <w:t xml:space="preserve">Nơi ở hiện nay: </w:t>
+        <w:t>Nơi cư trú hoặc chỗ ở hiện nay</w:t>
+      </w:r>
+      <w:r>
+        <w:rPr>
+          <w:color w:val="000000" w:themeColor="text1"/>
+          <w:sz w:val="28"/>
+          <w:szCs w:val="28"/>
+          <w:lang w:val="vi-VN"/>
+        </w:rPr>
+        <w:t xml:space="preserve">: </w:t>
       </w:r>
       <w:r>
         <w:rPr>
@@ -1366,7 +1193,27 @@
           <w:szCs w:val="28"/>
           <w:lang w:val="vi-VN"/>
         </w:rPr>
-        <w:t>. Tổ chức (hoặc đại diện gia đình) được giao quản lý:</w:t>
+        <w:t xml:space="preserve">. </w:t>
+      </w:r>
+      <w:r>
+        <w:rPr>
+          <w:color w:val="000000" w:themeColor="text1"/>
+          <w:spacing w:val="-4"/>
+          <w:sz w:val="28"/>
+          <w:szCs w:val="28"/>
+          <w:lang w:val="vi-VN"/>
+        </w:rPr>
+        <w:t>Đơn vị được giao quản lý</w:t>
+      </w:r>
+      <w:r>
+        <w:rPr>
+          <w:color w:val="000000" w:themeColor="text1"/>
+          <w:spacing w:val="-4"/>
+          <w:sz w:val="28"/>
+          <w:szCs w:val="28"/>
+          <w:lang w:val="vi-VN"/>
+        </w:rPr>
+        <w:t>:</w:t>
       </w:r>
     </w:p>
     <w:p>
@@ -1492,7 +1339,6 @@
           <w:szCs w:val="28"/>
           <w:lang w:val="vi-VN"/>
         </w:rPr>
-        <w:lastRenderedPageBreak/>
         <w:t>3.</w:t>
       </w:r>
       <w:r>
@@ -1583,7 +1429,25 @@
           <w:szCs w:val="28"/>
           <w:lang w:val="vi-VN"/>
         </w:rPr>
-        <w:t xml:space="preserve"> đến khi người có thẩm quyền đưa đối tượng đi áp dụng biện pháp đưa vào cơ sở cai nghiện bắt buộc theo quyết định của Tòa án.</w:t>
+        <w:t xml:space="preserve"> </w:t>
+      </w:r>
+      <w:r>
+        <w:rPr>
+          <w:color w:val="000000" w:themeColor="text1"/>
+          <w:sz w:val="28"/>
+          <w:szCs w:val="28"/>
+          <w:lang w:val="vi-VN"/>
+        </w:rPr>
+        <w:t>đến khi có quyết định của Tòa án đưa đi cai nghiện bắt buộc</w:t>
+      </w:r>
+      <w:r>
+        <w:rPr>
+          <w:color w:val="000000" w:themeColor="text1"/>
+          <w:sz w:val="28"/>
+          <w:szCs w:val="28"/>
+          <w:lang w:val="vi-VN"/>
+        </w:rPr>
+        <w:t>.</w:t>
       </w:r>
     </w:p>
     <w:p>
@@ -1628,7 +1492,6 @@
           <w:color w:val="000000" w:themeColor="text1"/>
           <w:sz w:val="28"/>
           <w:szCs w:val="28"/>
-          <w:lang w:val="vi-VN"/>
         </w:rPr>
       </w:pPr>
       <w:r>
@@ -1640,35 +1503,117 @@
           <w:szCs w:val="28"/>
           <w:lang w:val="vi-VN"/>
         </w:rPr>
-        <w:t>Điều 2.</w:t>
-      </w:r>
-      <w:r>
-        <w:rPr>
-          <w:color w:val="000000" w:themeColor="text1"/>
-          <w:sz w:val="28"/>
-          <w:szCs w:val="28"/>
-          <w:lang w:val="vi-VN"/>
-        </w:rPr>
-        <w:t xml:space="preserve"> Quyết định này có hiệu lực kể từ ngày ký.</w:t>
-      </w:r>
-      <w:r>
-        <w:rPr>
-          <w:color w:val="000000" w:themeColor="text1"/>
-          <w:sz w:val="28"/>
-          <w:szCs w:val="28"/>
-          <w:lang w:val="vi-VN"/>
-        </w:rPr>
-        <w:t xml:space="preserve"> C</w:t>
-      </w:r>
-      <w:r>
-        <w:rPr>
-          <w:color w:val="000000" w:themeColor="text1"/>
-          <w:sz w:val="28"/>
-          <w:szCs w:val="28"/>
-          <w:lang w:val="vi-VN"/>
-        </w:rPr>
-        <w:t>ác ông, bà có tên tại Điều 1 chịu trách nhiệm thi hành Quyết định này./.</w:t>
-      </w:r>
+        <w:t>Điều 2</w:t>
+      </w:r>
+      <w:r>
+        <w:rPr>
+          <w:color w:val="000000" w:themeColor="text1"/>
+          <w:sz w:val="28"/>
+          <w:szCs w:val="28"/>
+          <w:lang w:val="vi-VN"/>
+        </w:rPr>
+        <w:t>. Quyết định này có hiệu lực kể từ ngày ký.</w:t>
+      </w:r>
+    </w:p>
+    <w:p>
+      <w:pPr>
+        <w:spacing w:before="120" w:after="120"/>
+        <w:ind w:firstLine="567"/>
+        <w:jc w:val="both"/>
+        <w:rPr>
+          <w:color w:val="000000" w:themeColor="text1"/>
+          <w:sz w:val="28"/>
+          <w:szCs w:val="28"/>
+          <w:lang w:val="vi-VN"/>
+        </w:rPr>
+      </w:pPr>
+      <w:r>
+        <w:rPr>
+          <w:b/>
+          <w:bCs/>
+          <w:color w:val="000000" w:themeColor="text1"/>
+          <w:sz w:val="28"/>
+          <w:szCs w:val="28"/>
+          <w:lang w:val="vi-VN"/>
+        </w:rPr>
+        <w:lastRenderedPageBreak/>
+        <w:t>Điều 3.</w:t>
+      </w:r>
+      <w:r>
+        <w:rPr>
+          <w:color w:val="000000" w:themeColor="text1"/>
+          <w:sz w:val="28"/>
+          <w:szCs w:val="28"/>
+          <w:lang w:val="vi-VN"/>
+        </w:rPr>
+        <w:t>...</w:t>
+      </w:r>
+      <w:r>
+        <w:rPr>
+          <w:color w:val="000000" w:themeColor="text1"/>
+          <w:sz w:val="28"/>
+          <w:szCs w:val="28"/>
+        </w:rPr>
+        <w:t>[</w:t>
+      </w:r>
+      <w:r>
+        <w:rPr>
+          <w:sz w:val="20"/>
+        </w:rPr>
+        <w:t xml:space="preserve"> </w:t>
+      </w:r>
+      <w:r>
+        <w:rPr>
+          <w:sz w:val="20"/>
+        </w:rPr>
+        <w:t>Đơn vị tham mưu, giúp việc cho cơ quan, tổ chức ban hành quyết định</w:t>
+      </w:r>
+      <w:proofErr w:type="gramStart"/>
+      <w:r>
+        <w:rPr>
+          <w:sz w:val="20"/>
+        </w:rPr>
+        <w:t>.</w:t>
+      </w:r>
+      <w:r>
+        <w:rPr>
+          <w:color w:val="000000" w:themeColor="text1"/>
+          <w:sz w:val="28"/>
+          <w:szCs w:val="28"/>
+        </w:rPr>
+        <w:t>]</w:t>
+      </w:r>
+      <w:r>
+        <w:rPr>
+          <w:color w:val="000000" w:themeColor="text1"/>
+          <w:sz w:val="28"/>
+          <w:szCs w:val="28"/>
+          <w:lang w:val="vi-VN"/>
+        </w:rPr>
+        <w:t>.........</w:t>
+      </w:r>
+      <w:proofErr w:type="gramEnd"/>
+      <w:r>
+        <w:rPr>
+          <w:color w:val="000000" w:themeColor="text1"/>
+          <w:sz w:val="28"/>
+          <w:szCs w:val="28"/>
+          <w:lang w:val="vi-VN"/>
+        </w:rPr>
+        <w:t xml:space="preserve"> và các ông, bà có tên tại Điều 1 chịu trách nhiệm thi hành Quyết định này.</w:t>
+      </w:r>
+    </w:p>
+    <w:p>
+      <w:pPr>
+        <w:spacing w:before="120" w:after="120"/>
+        <w:ind w:firstLine="567"/>
+        <w:jc w:val="both"/>
+        <w:rPr>
+          <w:color w:val="000000" w:themeColor="text1"/>
+          <w:sz w:val="28"/>
+          <w:szCs w:val="28"/>
+        </w:rPr>
+      </w:pPr>
     </w:p>
     <w:tbl>
       <w:tblPr>
@@ -1738,7 +1683,24 @@
                 <w:szCs w:val="22"/>
                 <w:lang w:val="vi-VN"/>
               </w:rPr>
-              <w:t>- Như Điều 2;</w:t>
+              <w:t xml:space="preserve">- Như Điều </w:t>
+            </w:r>
+            <w:r>
+              <w:rPr>
+                <w:color w:val="000000" w:themeColor="text1"/>
+                <w:sz w:val="22"/>
+                <w:szCs w:val="22"/>
+              </w:rPr>
+              <w:t>3</w:t>
+            </w:r>
+            <w:r>
+              <w:rPr>
+                <w:color w:val="000000" w:themeColor="text1"/>
+                <w:sz w:val="22"/>
+                <w:szCs w:val="22"/>
+                <w:lang w:val="vi-VN"/>
+              </w:rPr>
+              <w:t>;</w:t>
             </w:r>
             <w:r>
               <w:rPr>

--- a/public/templates/CNBB/13. qđ giao cho cơ sở Mẫu số 36.docx
+++ b/public/templates/CNBB/13. qđ giao cho cơ sở Mẫu số 36.docx
@@ -59,13 +59,33 @@
               <w:jc w:val="center"/>
               <w:rPr>
                 <w:color w:val="000000" w:themeColor="text1"/>
+                <w:sz w:val="26"/>
+                <w:szCs w:val="26"/>
               </w:rPr>
             </w:pPr>
             <w:r>
               <w:rPr>
                 <w:color w:val="000000" w:themeColor="text1"/>
-              </w:rPr>
-              <w:t>CÔNG AN TỈNH ĐỒNG NAI</w:t>
+                <w:sz w:val="26"/>
+                <w:szCs w:val="26"/>
+              </w:rPr>
+              <w:t xml:space="preserve">CÔNG AN </w:t>
+            </w:r>
+            <w:r>
+              <w:rPr>
+                <w:color w:val="000000" w:themeColor="text1"/>
+                <w:sz w:val="26"/>
+                <w:szCs w:val="26"/>
+              </w:rPr>
+              <w:t xml:space="preserve">THÀNH PHỐ </w:t>
+            </w:r>
+            <w:r>
+              <w:rPr>
+                <w:color w:val="000000" w:themeColor="text1"/>
+                <w:sz w:val="26"/>
+                <w:szCs w:val="26"/>
+              </w:rPr>
+              <w:t>ĐỒNG NAI</w:t>
             </w:r>
           </w:p>
           <w:p>
@@ -83,6 +103,8 @@
                 <w:b/>
                 <w:noProof/>
                 <w:color w:val="000000" w:themeColor="text1"/>
+                <w:sz w:val="26"/>
+                <w:szCs w:val="26"/>
               </w:rPr>
               <mc:AlternateContent>
                 <mc:Choice Requires="wps">
@@ -144,7 +166,7 @@
                 </mc:Choice>
                 <mc:Fallback>
                   <w:pict>
-                    <v:line w14:anchorId="1263C737" id="Straight Connector 1" o:spid="_x0000_s1026" style="position:absolute;flip:y;z-index:251657216;visibility:visible;mso-wrap-style:square;mso-height-percent:0;mso-wrap-distance-left:9pt;mso-wrap-distance-top:0;mso-wrap-distance-right:9pt;mso-wrap-distance-bottom:0;mso-position-horizontal:absolute;mso-position-horizontal-relative:text;mso-position-vertical:absolute;mso-position-vertical-relative:text;mso-height-percent:0;mso-height-relative:margin" from="50.7pt,19.35pt" to="133.95pt,19.35pt" o:gfxdata="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" strokecolor="black [3213]"/>
+                    <v:line w14:anchorId="711F12E8" id="Straight Connector 1" o:spid="_x0000_s1026" style="position:absolute;flip:y;z-index:251657216;visibility:visible;mso-wrap-style:square;mso-height-percent:0;mso-wrap-distance-left:9pt;mso-wrap-distance-top:0;mso-wrap-distance-right:9pt;mso-wrap-distance-bottom:0;mso-position-horizontal:absolute;mso-position-horizontal-relative:text;mso-position-vertical:absolute;mso-position-vertical-relative:text;mso-height-percent:0;mso-height-relative:margin" from="50.7pt,19.35pt" to="133.95pt,19.35pt" o:gfxdata="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" strokecolor="black [3213]"/>
                   </w:pict>
                 </mc:Fallback>
               </mc:AlternateContent>
@@ -153,17 +175,10 @@
               <w:rPr>
                 <w:b/>
                 <w:color w:val="000000" w:themeColor="text1"/>
-              </w:rPr>
-              <w:t>CÔNG AN PHƯỜNG</w:t>
-            </w:r>
-            <w:r>
-              <w:rPr>
-                <w:b/>
-                <w:color w:val="000000" w:themeColor="text1"/>
                 <w:sz w:val="26"/>
                 <w:szCs w:val="26"/>
               </w:rPr>
-              <w:t xml:space="preserve"> </w:t>
+              <w:t xml:space="preserve">CÔNG AN PHƯỜNG </w:t>
             </w:r>
             <w:r>
               <w:rPr>
@@ -263,7 +278,7 @@
                 </mc:Choice>
                 <mc:Fallback>
                   <w:pict>
-                    <v:line w14:anchorId="06E37382" id="Straight Connector 2" o:spid="_x0000_s1026" style="position:absolute;z-index:251659264;visibility:visible;mso-wrap-style:square;mso-wrap-distance-left:9pt;mso-wrap-distance-top:0;mso-wrap-distance-right:9pt;mso-wrap-distance-bottom:0;mso-position-horizontal:absolute;mso-position-horizontal-relative:text;mso-position-vertical:absolute;mso-position-vertical-relative:text" from="70.8pt,33.75pt" to="226.05pt,33.75pt" o:gfxdata="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" strokecolor="black [3213]"/>
+                    <v:line w14:anchorId="61CA83A2" id="Straight Connector 2" o:spid="_x0000_s1026" style="position:absolute;z-index:251659264;visibility:visible;mso-wrap-style:square;mso-wrap-distance-left:9pt;mso-wrap-distance-top:0;mso-wrap-distance-right:9pt;mso-wrap-distance-bottom:0;mso-position-horizontal:absolute;mso-position-horizontal-relative:text;mso-position-vertical:absolute;mso-position-vertical-relative:text" from="70.8pt,33.75pt" to="226.05pt,33.75pt" o:gfxdata="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" strokecolor="black [3213]"/>
                   </w:pict>
                 </mc:Fallback>
               </mc:AlternateContent>
@@ -688,36 +703,21 @@
           <w:sz w:val="18"/>
           <w:szCs w:val="18"/>
         </w:rPr>
-        <w:t>...........</w:t>
-      </w:r>
-      <w:r>
-        <w:rPr>
-          <w:i/>
+        <w:t>...........[</w:t>
+      </w:r>
+      <w:r>
+        <w:rPr>
           <w:sz w:val="18"/>
           <w:szCs w:val="18"/>
         </w:rPr>
-        <w:t>[</w:t>
-      </w:r>
+        <w:t xml:space="preserve"> Đơn vị tham mưu, giúp việc cho cơ quan, tổ chức ban hành quyết </w:t>
+      </w:r>
+      <w:proofErr w:type="gramStart"/>
       <w:r>
         <w:rPr>
           <w:sz w:val="18"/>
           <w:szCs w:val="18"/>
         </w:rPr>
-        <w:t xml:space="preserve"> </w:t>
-      </w:r>
-      <w:r>
-        <w:rPr>
-          <w:sz w:val="18"/>
-          <w:szCs w:val="18"/>
-        </w:rPr>
-        <w:t xml:space="preserve">Đơn vị tham mưu, giúp việc cho cơ quan, tổ chức ban hành quyết </w:t>
-      </w:r>
-      <w:proofErr w:type="gramStart"/>
-      <w:r>
-        <w:rPr>
-          <w:sz w:val="18"/>
-          <w:szCs w:val="18"/>
-        </w:rPr>
         <w:t>định</w:t>
       </w:r>
       <w:r>
@@ -726,15 +726,7 @@
           <w:sz w:val="28"/>
           <w:szCs w:val="28"/>
         </w:rPr>
-        <w:t>]</w:t>
-      </w:r>
-      <w:r>
-        <w:rPr>
-          <w:i/>
-          <w:sz w:val="28"/>
-          <w:szCs w:val="28"/>
-        </w:rPr>
-        <w:t>.................................</w:t>
+        <w:t>].................................</w:t>
       </w:r>
       <w:proofErr w:type="gramEnd"/>
       <w:r>
@@ -1459,7 +1451,6 @@
           <w:color w:val="000000" w:themeColor="text1"/>
           <w:sz w:val="28"/>
           <w:szCs w:val="28"/>
-          <w:lang w:val="vi-VN"/>
         </w:rPr>
       </w:pPr>
       <w:r>
@@ -1471,16 +1462,16 @@
           <w:szCs w:val="28"/>
           <w:lang w:val="vi-VN"/>
         </w:rPr>
-        <w:t>4.</w:t>
-      </w:r>
-      <w:r>
-        <w:rPr>
-          <w:color w:val="000000" w:themeColor="text1"/>
-          <w:sz w:val="28"/>
-          <w:szCs w:val="28"/>
-          <w:lang w:val="vi-VN"/>
-        </w:rPr>
-        <w:t xml:space="preserve"> Người bị quản lý, tổ chức (hoặc đại diện gia đình) được giao quản lý thực hiện trách nhiệm theo quy định tại Điều 48 Nghị định số 116/2021/NĐ-CP ngày 21 tháng 12 năm 2021 của Chính phủ quy định chi tiết một số điều của Luật Phòng, chống ma túy, Luật Xử lý vi phạm hành chính về cai nghiện ma túy và quản lý sau cai nghiện ma túy.</w:t>
+        <w:t>Điều 2</w:t>
+      </w:r>
+      <w:r>
+        <w:rPr>
+          <w:color w:val="000000" w:themeColor="text1"/>
+          <w:sz w:val="28"/>
+          <w:szCs w:val="28"/>
+          <w:lang w:val="vi-VN"/>
+        </w:rPr>
+        <w:t>. Quyết định này có hiệu lực kể từ ngày ký.</w:t>
       </w:r>
     </w:p>
     <w:p>
@@ -1492,6 +1483,7 @@
           <w:color w:val="000000" w:themeColor="text1"/>
           <w:sz w:val="28"/>
           <w:szCs w:val="28"/>
+          <w:lang w:val="vi-VN"/>
         </w:rPr>
       </w:pPr>
       <w:r>
@@ -1503,40 +1495,6 @@
           <w:szCs w:val="28"/>
           <w:lang w:val="vi-VN"/>
         </w:rPr>
-        <w:t>Điều 2</w:t>
-      </w:r>
-      <w:r>
-        <w:rPr>
-          <w:color w:val="000000" w:themeColor="text1"/>
-          <w:sz w:val="28"/>
-          <w:szCs w:val="28"/>
-          <w:lang w:val="vi-VN"/>
-        </w:rPr>
-        <w:t>. Quyết định này có hiệu lực kể từ ngày ký.</w:t>
-      </w:r>
-    </w:p>
-    <w:p>
-      <w:pPr>
-        <w:spacing w:before="120" w:after="120"/>
-        <w:ind w:firstLine="567"/>
-        <w:jc w:val="both"/>
-        <w:rPr>
-          <w:color w:val="000000" w:themeColor="text1"/>
-          <w:sz w:val="28"/>
-          <w:szCs w:val="28"/>
-          <w:lang w:val="vi-VN"/>
-        </w:rPr>
-      </w:pPr>
-      <w:r>
-        <w:rPr>
-          <w:b/>
-          <w:bCs/>
-          <w:color w:val="000000" w:themeColor="text1"/>
-          <w:sz w:val="28"/>
-          <w:szCs w:val="28"/>
-          <w:lang w:val="vi-VN"/>
-        </w:rPr>
-        <w:lastRenderedPageBreak/>
         <w:t>Điều 3.</w:t>
       </w:r>
       <w:r>
@@ -1660,6 +1618,7 @@
                 <w:color w:val="000000" w:themeColor="text1"/>
                 <w:lang w:val="vi-VN"/>
               </w:rPr>
+              <w:lastRenderedPageBreak/>
               <w:br/>
               <w:t>Nơi nhận:</w:t>
             </w:r>
